--- a/documentation/Install, Tune, & Run the Controller.docx
+++ b/documentation/Install, Tune, & Run the Controller.docx
@@ -3860,7 +3860,7 @@
           <w:noProof/>
         </w:rPr>
         <w:drawing>
-          <wp:anchor distT="0" distB="0" distL="114300" distR="114300" simplePos="0" relativeHeight="251719680" behindDoc="0" locked="0" layoutInCell="1" allowOverlap="1" wp14:anchorId="6B50EC5F" wp14:editId="4F38EF5C">
+          <wp:anchor distT="0" distB="0" distL="114300" distR="114300" simplePos="0" relativeHeight="251719680" behindDoc="0" locked="0" layoutInCell="1" allowOverlap="1" wp14:anchorId="6B50EC5F" wp14:editId="41B41283">
             <wp:simplePos x="0" y="0"/>
             <wp:positionH relativeFrom="column">
               <wp:posOffset>1095375</wp:posOffset>
@@ -7440,6 +7440,8 @@
         <w:t xml:space="preserve"> serial monitor behaves in the exact same way for projects build on the Arduino libraries.</w:t>
       </w:r>
     </w:p>
+    <w:commentRangeStart w:id="7"/>
+    <w:commentRangeStart w:id="8"/>
     <w:p>
       <w:pPr>
         <w:pStyle w:val="NormalWeb"/>
@@ -7797,6 +7799,26 @@
         </w:rPr>
         <w:t xml:space="preserve"> displayed on the LCD on the electronics stand. </w:t>
       </w:r>
+      <w:commentRangeEnd w:id="7"/>
+      <w:r>
+        <w:rPr>
+          <w:rStyle w:val="CommentReference"/>
+          <w:rFonts w:asciiTheme="minorHAnsi" w:eastAsiaTheme="minorHAnsi" w:hAnsiTheme="minorHAnsi" w:cstheme="minorBidi"/>
+          <w:kern w:val="2"/>
+          <w14:ligatures w14:val="standardContextual"/>
+        </w:rPr>
+        <w:commentReference w:id="7"/>
+      </w:r>
+      <w:commentRangeEnd w:id="8"/>
+      <w:r>
+        <w:rPr>
+          <w:rStyle w:val="CommentReference"/>
+          <w:rFonts w:asciiTheme="minorHAnsi" w:eastAsiaTheme="minorHAnsi" w:hAnsiTheme="minorHAnsi" w:cstheme="minorBidi"/>
+          <w:kern w:val="2"/>
+          <w14:ligatures w14:val="standardContextual"/>
+        </w:rPr>
+        <w:commentReference w:id="8"/>
+      </w:r>
     </w:p>
     <w:p>
       <w:pPr>
@@ -8589,7 +8611,7 @@
         </w:rPr>
         <w:t>Now</w:t>
       </w:r>
-      <w:commentRangeStart w:id="7"/>
+      <w:commentRangeStart w:id="9"/>
       <w:r>
         <w:rPr>
           <w:rFonts w:asciiTheme="minorHAnsi" w:eastAsiaTheme="minorHAnsi" w:hAnsiTheme="minorHAnsi" w:cstheme="minorBidi"/>
@@ -8688,7 +8710,17 @@
           <w:kern w:val="2"/>
           <w14:ligatures w14:val="standardContextual"/>
         </w:rPr>
-        <w:t>, it is recommended to initially set both these values at their respective MIN value + 30</w:t>
+        <w:t xml:space="preserve">, it is recommended to initially set both these values at their respective </w:t>
+      </w:r>
+      <w:commentRangeStart w:id="10"/>
+      <w:r>
+        <w:rPr>
+          <w:rFonts w:asciiTheme="minorHAnsi" w:eastAsiaTheme="minorHAnsi" w:hAnsiTheme="minorHAnsi" w:cstheme="minorBidi"/>
+          <w:color w:val="000000" w:themeColor="text1"/>
+          <w:kern w:val="2"/>
+          <w14:ligatures w14:val="standardContextual"/>
+        </w:rPr>
+        <w:t>MIN value + 30</w:t>
       </w:r>
       <w:r>
         <w:rPr>
@@ -8707,6 +8739,16 @@
           <w14:ligatures w14:val="standardContextual"/>
         </w:rPr>
         <w:t xml:space="preserve">. </w:t>
+      </w:r>
+      <w:commentRangeEnd w:id="10"/>
+      <w:r>
+        <w:rPr>
+          <w:rStyle w:val="CommentReference"/>
+          <w:rFonts w:asciiTheme="minorHAnsi" w:eastAsiaTheme="minorHAnsi" w:hAnsiTheme="minorHAnsi" w:cstheme="minorBidi"/>
+          <w:kern w:val="2"/>
+          <w14:ligatures w14:val="standardContextual"/>
+        </w:rPr>
+        <w:commentReference w:id="10"/>
       </w:r>
     </w:p>
     <w:p>
@@ -8874,7 +8916,7 @@
         </w:rPr>
         <w:t>.</w:t>
       </w:r>
-      <w:commentRangeEnd w:id="7"/>
+      <w:commentRangeEnd w:id="9"/>
     </w:p>
     <w:p>
       <w:pPr>
@@ -8915,7 +8957,7 @@
           <w:kern w:val="2"/>
           <w14:ligatures w14:val="standardContextual"/>
         </w:rPr>
-        <w:commentReference w:id="7"/>
+        <w:commentReference w:id="9"/>
       </w:r>
     </w:p>
     <w:p>
@@ -8939,12 +8981,12 @@
           <w:numId w:val="3"/>
         </w:numPr>
       </w:pPr>
-      <w:bookmarkStart w:id="8" w:name="_Toc181552540"/>
+      <w:bookmarkStart w:id="11" w:name="_Toc181552540"/>
       <w:r>
         <w:lastRenderedPageBreak/>
         <w:t>Processing Test Data</w:t>
       </w:r>
-      <w:bookmarkEnd w:id="8"/>
+      <w:bookmarkEnd w:id="11"/>
     </w:p>
     <w:p>
       <w:pPr>
@@ -9652,7 +9694,96 @@
       </w:r>
     </w:p>
   </w:comment>
-  <w:comment w:id="7" w:author="Evan L Comiskey" w:date="2024-08-15T13:07:00Z" w:initials="EC">
+  <w:comment w:id="7" w:author="Charlotte Folinus" w:date="2025-10-10T09:45:00Z" w:initials="CMF">
+    <w:p>
+      <w:r>
+        <w:rPr>
+          <w:rStyle w:val="CommentReference"/>
+        </w:rPr>
+        <w:annotationRef/>
+      </w:r>
+      <w:r>
+        <w:rPr>
+          <w:sz w:val="20"/>
+          <w:szCs w:val="20"/>
+        </w:rPr>
+        <w:t>This is no longer what shows in platform io gui</w:t>
+      </w:r>
+    </w:p>
+  </w:comment>
+  <w:comment w:id="8" w:author="Charlotte Folinus" w:date="2025-10-10T09:52:00Z" w:initials="CMF">
+    <w:p>
+      <w:r>
+        <w:rPr>
+          <w:rStyle w:val="CommentReference"/>
+        </w:rPr>
+        <w:annotationRef/>
+      </w:r>
+      <w:r>
+        <w:rPr>
+          <w:sz w:val="20"/>
+          <w:szCs w:val="20"/>
+        </w:rPr>
+        <w:t>Can get around this for now by intercepting serial stream in coolterm or serial monitor of your choice</w:t>
+      </w:r>
+    </w:p>
+  </w:comment>
+  <w:comment w:id="10" w:author="Charlotte Folinus" w:date="2025-10-10T10:31:00Z" w:initials="CMF">
+    <w:p>
+      <w:r>
+        <w:rPr>
+          <w:rStyle w:val="CommentReference"/>
+        </w:rPr>
+        <w:annotationRef/>
+      </w:r>
+      <w:r>
+        <w:rPr>
+          <w:sz w:val="20"/>
+          <w:szCs w:val="20"/>
+        </w:rPr>
+        <w:t>Evan's default settings:</w:t>
+      </w:r>
+    </w:p>
+    <w:p/>
+    <w:p>
+      <w:r>
+        <w:rPr>
+          <w:sz w:val="20"/>
+          <w:szCs w:val="20"/>
+        </w:rPr>
+        <w:t>ANALOG_PRESSURE_MIN = 146</w:t>
+      </w:r>
+    </w:p>
+    <w:p>
+      <w:r>
+        <w:rPr>
+          <w:sz w:val="20"/>
+          <w:szCs w:val="20"/>
+        </w:rPr>
+        <w:t>ANALOG_PRESSURE_MAX = 170 (min + 24)</w:t>
+      </w:r>
+    </w:p>
+    <w:p/>
+    <w:p>
+      <w:r>
+        <w:rPr>
+          <w:sz w:val="20"/>
+          <w:szCs w:val="20"/>
+        </w:rPr>
+        <w:t>ANALOG_VENT_MIN = 156</w:t>
+      </w:r>
+    </w:p>
+    <w:p>
+      <w:r>
+        <w:rPr>
+          <w:sz w:val="20"/>
+          <w:szCs w:val="20"/>
+        </w:rPr>
+        <w:t>ANALOG_VENT_MAX = 180 (min + 24)</w:t>
+      </w:r>
+    </w:p>
+  </w:comment>
+  <w:comment w:id="9" w:author="Evan L Comiskey" w:date="2024-08-15T13:07:00Z" w:initials="EC">
     <w:p>
       <w:r>
         <w:rPr>
@@ -9676,6 +9807,9 @@
 <file path=word/commentsExtended.xml><?xml version="1.0" encoding="utf-8"?>
 <w15:commentsEx xmlns:wpc="http://schemas.microsoft.com/office/word/2010/wordprocessingCanvas" xmlns:cx="http://schemas.microsoft.com/office/drawing/2014/chartex" xmlns:cx1="http://schemas.microsoft.com/office/drawing/2015/9/8/chartex" xmlns:cx2="http://schemas.microsoft.com/office/drawing/2015/10/21/chartex" xmlns:cx3="http://schemas.microsoft.com/office/drawing/2016/5/9/chartex" xmlns:cx4="http://schemas.microsoft.com/office/drawing/2016/5/10/chartex" xmlns:cx5="http://schemas.microsoft.com/office/drawing/2016/5/11/chartex" xmlns:cx6="http://schemas.microsoft.com/office/drawing/2016/5/12/chartex" xmlns:cx7="http://schemas.microsoft.com/office/drawing/2016/5/13/chartex" xmlns:cx8="http://schemas.microsoft.com/office/drawing/2016/5/14/chartex" xmlns:mc="http://schemas.openxmlformats.org/markup-compatibility/2006" xmlns:aink="http://schemas.microsoft.com/office/drawing/2016/ink" xmlns:am3d="http://schemas.microsoft.com/office/drawing/2017/model3d" xmlns:o="urn:schemas-microsoft-com:office:office" xmlns:oel="http://schemas.microsoft.com/office/2019/extlst" xmlns:r="http://schemas.openxmlformats.org/officeDocument/2006/relationships" xmlns:m="http://schemas.openxmlformats.org/officeDocument/2006/math" xmlns:v="urn:schemas-microsoft-com:vml" xmlns:wp14="http://schemas.microsoft.com/office/word/2010/wordprocessingDrawing" xmlns:wp="http://schemas.openxmlformats.org/drawingml/2006/wordprocessingDrawing" xmlns:w10="urn:schemas-microsoft-com:office:word" xmlns:w="http://schemas.openxmlformats.org/wordprocessingml/2006/main" xmlns:w14="http://schemas.microsoft.com/office/word/2010/wordml" xmlns:w15="http://schemas.microsoft.com/office/word/2012/wordml" xmlns:w16cex="http://schemas.microsoft.com/office/word/2018/wordml/cex" xmlns:w16cid="http://schemas.microsoft.com/office/word/2016/wordml/cid" xmlns:w16="http://schemas.microsoft.com/office/word/2018/wordml" xmlns:w16du="http://schemas.microsoft.com/office/word/2023/wordml/word16du" xmlns:w16sdtdh="http://schemas.microsoft.com/office/word/2020/wordml/sdtdatahash" xmlns:w16sdtfl="http://schemas.microsoft.com/office/word/2024/wordml/sdtformatlock" xmlns:w16se="http://schemas.microsoft.com/office/word/2015/wordml/symex" xmlns:wpg="http://schemas.microsoft.com/office/word/2010/wordprocessingGroup" xmlns:wpi="http://schemas.microsoft.com/office/word/2010/wordprocessingInk" xmlns:wne="http://schemas.microsoft.com/office/word/2006/wordml" xmlns:wps="http://schemas.microsoft.com/office/word/2010/wordprocessingShape" mc:Ignorable="w14 w15 w16se w16cid w16 w16cex w16sdtdh w16sdtfl w16du wp14">
   <w15:commentEx w15:paraId="73B18DD7" w15:done="0"/>
+  <w15:commentEx w15:paraId="3480C80E" w15:done="0"/>
+  <w15:commentEx w15:paraId="45E16BA8" w15:paraIdParent="3480C80E" w15:done="0"/>
+  <w15:commentEx w15:paraId="5E21FD6E" w15:done="0"/>
   <w15:commentEx w15:paraId="24B2056D" w15:done="0"/>
 </w15:commentsEx>
 </file>
@@ -9683,6 +9817,9 @@
 <file path=word/commentsExtensible.xml><?xml version="1.0" encoding="utf-8"?>
 <w16cex:commentsExtensible xmlns:wpc="http://schemas.microsoft.com/office/word/2010/wordprocessingCanvas" xmlns:cx="http://schemas.microsoft.com/office/drawing/2014/chartex" xmlns:cx1="http://schemas.microsoft.com/office/drawing/2015/9/8/chartex" xmlns:cx2="http://schemas.microsoft.com/office/drawing/2015/10/21/chartex" xmlns:cx3="http://schemas.microsoft.com/office/drawing/2016/5/9/chartex" xmlns:cx4="http://schemas.microsoft.com/office/drawing/2016/5/10/chartex" xmlns:cx5="http://schemas.microsoft.com/office/drawing/2016/5/11/chartex" xmlns:cx6="http://schemas.microsoft.com/office/drawing/2016/5/12/chartex" xmlns:cx7="http://schemas.microsoft.com/office/drawing/2016/5/13/chartex" xmlns:cx8="http://schemas.microsoft.com/office/drawing/2016/5/14/chartex" xmlns:cr="http://schemas.microsoft.com/office/comments/2020/reactions" xmlns:mc="http://schemas.openxmlformats.org/markup-compatibility/2006" xmlns:aink="http://schemas.microsoft.com/office/drawing/2016/ink" xmlns:am3d="http://schemas.microsoft.com/office/drawing/2017/model3d" xmlns:o="urn:schemas-microsoft-com:office:office" xmlns:oel="http://schemas.microsoft.com/office/2019/extlst" xmlns:r="http://schemas.openxmlformats.org/officeDocument/2006/relationships" xmlns:m="http://schemas.openxmlformats.org/officeDocument/2006/math" xmlns:v="urn:schemas-microsoft-com:vml" xmlns:wp14="http://schemas.microsoft.com/office/word/2010/wordprocessingDrawing" xmlns:wp="http://schemas.openxmlformats.org/drawingml/2006/wordprocessingDrawing" xmlns:w10="urn:schemas-microsoft-com:office:word" xmlns:w="http://schemas.openxmlformats.org/wordprocessingml/2006/main" xmlns:w14="http://schemas.microsoft.com/office/word/2010/wordml" xmlns:w15="http://schemas.microsoft.com/office/word/2012/wordml" xmlns:w16cex="http://schemas.microsoft.com/office/word/2018/wordml/cex" xmlns:w16cid="http://schemas.microsoft.com/office/word/2016/wordml/cid" xmlns:w16="http://schemas.microsoft.com/office/word/2018/wordml" xmlns:w16du="http://schemas.microsoft.com/office/word/2023/wordml/word16du" xmlns:w16sdtdh="http://schemas.microsoft.com/office/word/2020/wordml/sdtdatahash" xmlns:w16sdtfl="http://schemas.microsoft.com/office/word/2024/wordml/sdtformatlock" xmlns:w16se="http://schemas.microsoft.com/office/word/2015/wordml/symex" xmlns:wpg="http://schemas.microsoft.com/office/word/2010/wordprocessingGroup" xmlns:wpi="http://schemas.microsoft.com/office/word/2010/wordprocessingInk" xmlns:wne="http://schemas.microsoft.com/office/word/2006/wordml" xmlns:wps="http://schemas.microsoft.com/office/word/2010/wordprocessingShape" mc:Ignorable="w14 w15 w16se w16cid w16 w16cex w16sdtdh w16sdtfl cr w16du wp14">
   <w16cex:commentExtensible w16cex:durableId="281ADD2B" w16cex:dateUtc="2025-08-22T15:07:00Z"/>
+  <w16cex:commentExtensible w16cex:durableId="0805E82D" w16cex:dateUtc="2025-10-10T13:45:00Z"/>
+  <w16cex:commentExtensible w16cex:durableId="43E5078F" w16cex:dateUtc="2025-10-10T13:52:00Z"/>
+  <w16cex:commentExtensible w16cex:durableId="32E77F9B" w16cex:dateUtc="2025-10-10T14:31:00Z"/>
   <w16cex:commentExtensible w16cex:durableId="71935309" w16cex:dateUtc="2024-08-15T17:07:00Z"/>
 </w16cex:commentsExtensible>
 </file>
@@ -9690,6 +9827,9 @@
 <file path=word/commentsIds.xml><?xml version="1.0" encoding="utf-8"?>
 <w16cid:commentsIds xmlns:wpc="http://schemas.microsoft.com/office/word/2010/wordprocessingCanvas" xmlns:cx="http://schemas.microsoft.com/office/drawing/2014/chartex" xmlns:cx1="http://schemas.microsoft.com/office/drawing/2015/9/8/chartex" xmlns:cx2="http://schemas.microsoft.com/office/drawing/2015/10/21/chartex" xmlns:cx3="http://schemas.microsoft.com/office/drawing/2016/5/9/chartex" xmlns:cx4="http://schemas.microsoft.com/office/drawing/2016/5/10/chartex" xmlns:cx5="http://schemas.microsoft.com/office/drawing/2016/5/11/chartex" xmlns:cx6="http://schemas.microsoft.com/office/drawing/2016/5/12/chartex" xmlns:cx7="http://schemas.microsoft.com/office/drawing/2016/5/13/chartex" xmlns:cx8="http://schemas.microsoft.com/office/drawing/2016/5/14/chartex" xmlns:mc="http://schemas.openxmlformats.org/markup-compatibility/2006" xmlns:aink="http://schemas.microsoft.com/office/drawing/2016/ink" xmlns:am3d="http://schemas.microsoft.com/office/drawing/2017/model3d" xmlns:o="urn:schemas-microsoft-com:office:office" xmlns:oel="http://schemas.microsoft.com/office/2019/extlst" xmlns:r="http://schemas.openxmlformats.org/officeDocument/2006/relationships" xmlns:m="http://schemas.openxmlformats.org/officeDocument/2006/math" xmlns:v="urn:schemas-microsoft-com:vml" xmlns:wp14="http://schemas.microsoft.com/office/word/2010/wordprocessingDrawing" xmlns:wp="http://schemas.openxmlformats.org/drawingml/2006/wordprocessingDrawing" xmlns:w10="urn:schemas-microsoft-com:office:word" xmlns:w="http://schemas.openxmlformats.org/wordprocessingml/2006/main" xmlns:w14="http://schemas.microsoft.com/office/word/2010/wordml" xmlns:w15="http://schemas.microsoft.com/office/word/2012/wordml" xmlns:w16cex="http://schemas.microsoft.com/office/word/2018/wordml/cex" xmlns:w16cid="http://schemas.microsoft.com/office/word/2016/wordml/cid" xmlns:w16="http://schemas.microsoft.com/office/word/2018/wordml" xmlns:w16du="http://schemas.microsoft.com/office/word/2023/wordml/word16du" xmlns:w16sdtdh="http://schemas.microsoft.com/office/word/2020/wordml/sdtdatahash" xmlns:w16sdtfl="http://schemas.microsoft.com/office/word/2024/wordml/sdtformatlock" xmlns:w16se="http://schemas.microsoft.com/office/word/2015/wordml/symex" xmlns:wpg="http://schemas.microsoft.com/office/word/2010/wordprocessingGroup" xmlns:wpi="http://schemas.microsoft.com/office/word/2010/wordprocessingInk" xmlns:wne="http://schemas.microsoft.com/office/word/2006/wordml" xmlns:wps="http://schemas.microsoft.com/office/word/2010/wordprocessingShape" mc:Ignorable="w14 w15 w16se w16cid w16 w16cex w16sdtdh w16sdtfl w16du wp14">
   <w16cid:commentId w16cid:paraId="73B18DD7" w16cid:durableId="281ADD2B"/>
+  <w16cid:commentId w16cid:paraId="3480C80E" w16cid:durableId="0805E82D"/>
+  <w16cid:commentId w16cid:paraId="45E16BA8" w16cid:durableId="43E5078F"/>
+  <w16cid:commentId w16cid:paraId="5E21FD6E" w16cid:durableId="32E77F9B"/>
   <w16cid:commentId w16cid:paraId="24B2056D" w16cid:durableId="71935309"/>
 </w16cid:commentsIds>
 </file>
@@ -9745,6 +9885,11 @@
         <w:docPartUnique/>
       </w:docPartObj>
     </w:sdtPr>
+    <w:sdtEndPr>
+      <w:rPr>
+        <w:rStyle w:val="PageNumber"/>
+      </w:rPr>
+    </w:sdtEndPr>
     <w:sdtContent>
       <w:p>
         <w:pPr>
@@ -9797,6 +9942,11 @@
         <w:docPartUnique/>
       </w:docPartObj>
     </w:sdtPr>
+    <w:sdtEndPr>
+      <w:rPr>
+        <w:rStyle w:val="PageNumber"/>
+      </w:rPr>
+    </w:sdtEndPr>
     <w:sdtContent>
       <w:p>
         <w:pPr>

--- a/documentation/Install, Tune, & Run the Controller.docx
+++ b/documentation/Install, Tune, & Run the Controller.docx
@@ -3860,7 +3860,7 @@
           <w:noProof/>
         </w:rPr>
         <w:drawing>
-          <wp:anchor distT="0" distB="0" distL="114300" distR="114300" simplePos="0" relativeHeight="251719680" behindDoc="0" locked="0" layoutInCell="1" allowOverlap="1" wp14:anchorId="6B50EC5F" wp14:editId="41B41283">
+          <wp:anchor distT="0" distB="0" distL="114300" distR="114300" simplePos="0" relativeHeight="251719680" behindDoc="0" locked="0" layoutInCell="1" allowOverlap="1" wp14:anchorId="6B50EC5F" wp14:editId="6752422E">
             <wp:simplePos x="0" y="0"/>
             <wp:positionH relativeFrom="column">
               <wp:posOffset>1095375</wp:posOffset>
@@ -9663,6 +9663,222 @@
         <w:t xml:space="preserve"> </w:t>
       </w:r>
     </w:p>
+    <w:p/>
+    <w:p>
+      <w:r>
+        <w:br w:type="page"/>
+      </w:r>
+    </w:p>
+    <w:p>
+      <w:pPr>
+        <w:pStyle w:val="Heading1"/>
+      </w:pPr>
+      <w:r>
+        <w:lastRenderedPageBreak/>
+        <w:t>Controller architecture and operating principles</w:t>
+      </w:r>
+    </w:p>
+    <w:p/>
+    <w:p>
+      <w:pPr>
+        <w:pStyle w:val="ListParagraph"/>
+        <w:numPr>
+          <w:ilvl w:val="0"/>
+          <w:numId w:val="30"/>
+        </w:numPr>
+      </w:pPr>
+      <w:r>
+        <w:t>High-level: PID controller with anti-windup and clipping of control signal</w:t>
+      </w:r>
+    </w:p>
+    <w:p>
+      <w:pPr>
+        <w:pStyle w:val="ListParagraph"/>
+        <w:numPr>
+          <w:ilvl w:val="1"/>
+          <w:numId w:val="30"/>
+        </w:numPr>
+      </w:pPr>
+      <w:r>
+        <w:t>Measured and desired signal: pressure</w:t>
+      </w:r>
+    </w:p>
+    <w:p>
+      <w:pPr>
+        <w:pStyle w:val="ListParagraph"/>
+        <w:numPr>
+          <w:ilvl w:val="1"/>
+          <w:numId w:val="30"/>
+        </w:numPr>
+      </w:pPr>
+      <w:r>
+        <w:t>Commanded signal: duty cycle of two solenoid valves</w:t>
+      </w:r>
+    </w:p>
+    <w:p>
+      <w:pPr>
+        <w:pStyle w:val="ListParagraph"/>
+        <w:numPr>
+          <w:ilvl w:val="1"/>
+          <w:numId w:val="30"/>
+        </w:numPr>
+      </w:pPr>
+      <w:r>
+        <w:t>Controller will loop the programmed pressure trajectory infinitely until test fails or is manually stopped</w:t>
+      </w:r>
+    </w:p>
+    <w:p>
+      <w:pPr>
+        <w:pStyle w:val="ListParagraph"/>
+        <w:numPr>
+          <w:ilvl w:val="1"/>
+          <w:numId w:val="30"/>
+        </w:numPr>
+      </w:pPr>
+      <w:r>
+        <w:t>To avoid windup, controller resets between repeated cycles of the trajectory</w:t>
+      </w:r>
+    </w:p>
+    <w:p>
+      <w:pPr>
+        <w:pStyle w:val="ListParagraph"/>
+        <w:numPr>
+          <w:ilvl w:val="0"/>
+          <w:numId w:val="30"/>
+        </w:numPr>
+      </w:pPr>
+      <w:r>
+        <w:t>Startup protocol</w:t>
+      </w:r>
+    </w:p>
+    <w:p>
+      <w:pPr>
+        <w:pStyle w:val="ListParagraph"/>
+        <w:numPr>
+          <w:ilvl w:val="0"/>
+          <w:numId w:val="30"/>
+        </w:numPr>
+      </w:pPr>
+      <w:r>
+        <w:t>End-of-test logic: a test should automatically end when any of the following conditions are met</w:t>
+      </w:r>
+    </w:p>
+    <w:p>
+      <w:pPr>
+        <w:pStyle w:val="ListParagraph"/>
+        <w:numPr>
+          <w:ilvl w:val="1"/>
+          <w:numId w:val="30"/>
+        </w:numPr>
+      </w:pPr>
+      <w:r>
+        <w:t>Overpressure triggered</w:t>
+      </w:r>
+    </w:p>
+    <w:p>
+      <w:pPr>
+        <w:pStyle w:val="ListParagraph"/>
+        <w:numPr>
+          <w:ilvl w:val="2"/>
+          <w:numId w:val="30"/>
+        </w:numPr>
+      </w:pPr>
+      <w:r>
+        <w:t xml:space="preserve">If sensor reads above OVERPRESSURE_LIMIT, </w:t>
+      </w:r>
+      <w:r>
+        <w:t xml:space="preserve">vent and </w:t>
+      </w:r>
+      <w:r>
+        <w:t>end test</w:t>
+      </w:r>
+    </w:p>
+    <w:p>
+      <w:pPr>
+        <w:pStyle w:val="ListParagraph"/>
+        <w:numPr>
+          <w:ilvl w:val="2"/>
+          <w:numId w:val="30"/>
+        </w:numPr>
+      </w:pPr>
+      <w:r>
+        <w:t>Reason for test end: “Overpressure”</w:t>
+      </w:r>
+    </w:p>
+    <w:p>
+      <w:pPr>
+        <w:pStyle w:val="ListParagraph"/>
+        <w:numPr>
+          <w:ilvl w:val="1"/>
+          <w:numId w:val="30"/>
+        </w:numPr>
+      </w:pPr>
+      <w:r>
+        <w:t>Controller cannot follow programmed trajectory</w:t>
+      </w:r>
+    </w:p>
+    <w:p>
+      <w:pPr>
+        <w:pStyle w:val="ListParagraph"/>
+        <w:numPr>
+          <w:ilvl w:val="2"/>
+          <w:numId w:val="30"/>
+        </w:numPr>
+      </w:pPr>
+      <w:r>
+        <w:t>if (</w:t>
+      </w:r>
+      <w:proofErr w:type="spellStart"/>
+      <w:proofErr w:type="gramStart"/>
+      <w:r>
+        <w:t>traj.failingToFollow</w:t>
+      </w:r>
+      <w:proofErr w:type="spellEnd"/>
+      <w:proofErr w:type="gramEnd"/>
+      <w:r>
+        <w:t>(</w:t>
+      </w:r>
+      <w:proofErr w:type="spellStart"/>
+      <w:r>
+        <w:t>SensorPressure</w:t>
+      </w:r>
+      <w:proofErr w:type="spellEnd"/>
+      <w:r>
+        <w:t xml:space="preserve">, </w:t>
+      </w:r>
+      <w:proofErr w:type="spellStart"/>
+      <w:r>
+        <w:t>deltaT</w:t>
+      </w:r>
+      <w:proofErr w:type="spellEnd"/>
+      <w:r>
+        <w:t>, THRESHOLD)) {</w:t>
+      </w:r>
+      <w:r>
+        <w:t>}</w:t>
+      </w:r>
+    </w:p>
+    <w:p>
+      <w:pPr>
+        <w:pStyle w:val="ListParagraph"/>
+        <w:numPr>
+          <w:ilvl w:val="0"/>
+          <w:numId w:val="30"/>
+        </w:numPr>
+      </w:pPr>
+      <w:r>
+        <w:t>Data logging</w:t>
+      </w:r>
+    </w:p>
+    <w:p>
+      <w:pPr>
+        <w:pStyle w:val="ListParagraph"/>
+        <w:numPr>
+          <w:ilvl w:val="0"/>
+          <w:numId w:val="30"/>
+        </w:numPr>
+      </w:pPr>
+    </w:p>
     <w:sectPr>
       <w:headerReference w:type="even" r:id="rId48"/>
       <w:headerReference w:type="default" r:id="rId49"/>
@@ -9885,11 +10101,6 @@
         <w:docPartUnique/>
       </w:docPartObj>
     </w:sdtPr>
-    <w:sdtEndPr>
-      <w:rPr>
-        <w:rStyle w:val="PageNumber"/>
-      </w:rPr>
-    </w:sdtEndPr>
     <w:sdtContent>
       <w:p>
         <w:pPr>
@@ -9942,11 +10153,6 @@
         <w:docPartUnique/>
       </w:docPartObj>
     </w:sdtPr>
-    <w:sdtEndPr>
-      <w:rPr>
-        <w:rStyle w:val="PageNumber"/>
-      </w:rPr>
-    </w:sdtEndPr>
     <w:sdtContent>
       <w:p>
         <w:pPr>
@@ -12705,7 +12911,7 @@
         <w:rFonts w:ascii="Wingdings" w:hAnsi="Wingdings" w:hint="default"/>
       </w:rPr>
     </w:lvl>
-    <w:lvl w:ilvl="3" w:tplc="04090001" w:tentative="1">
+    <w:lvl w:ilvl="3" w:tplc="04090001">
       <w:start w:val="1"/>
       <w:numFmt w:val="bullet"/>
       <w:lvlText w:val=""/>
@@ -14377,7 +14583,6 @@
   <w:style w:type="character" w:default="1" w:styleId="DefaultParagraphFont">
     <w:name w:val="Default Paragraph Font"/>
     <w:uiPriority w:val="1"/>
-    <w:semiHidden/>
     <w:unhideWhenUsed/>
   </w:style>
   <w:style w:type="table" w:default="1" w:styleId="TableNormal">
